--- a/docs/files/career-description-kim-myeongjun-en.docx
+++ b/docs/files/career-description-kim-myeongjun-en.docx
@@ -1082,6 +1082,272 @@
           <w:color w:val="1C1917"/>
           <w:sz w:val="22"/>
         </w:rPr>
+        <w:t>Plan–Do–See Diary Account Authentication (ALEPH Assignment 7)</w:t>
+      </w:r>
+      <w:r>
+        <w:rPr>
+          <w:rFonts w:ascii="Malgun Gothic" w:hAnsi="Malgun Gothic" w:eastAsia="Malgun Gothic"/>
+          <w:b w:val="0"/>
+          <w:color w:val="57534E"/>
+          <w:sz w:val="20"/>
+        </w:rPr>
+        <w:tab/>
+        <w:t>2026.09</w:t>
+      </w:r>
+    </w:p>
+    <w:p>
+      <w:pPr>
+        <w:keepNext/>
+        <w:spacing w:after="40"/>
+        <w:ind w:left="749" w:hanging="749"/>
+      </w:pPr>
+      <w:r>
+        <w:rPr>
+          <w:rFonts w:ascii="Malgun Gothic" w:hAnsi="Malgun Gothic" w:eastAsia="Malgun Gothic"/>
+          <w:b/>
+          <w:color w:val="57534E"/>
+          <w:sz w:val="20"/>
+        </w:rPr>
+        <w:t xml:space="preserve">Role  </w:t>
+      </w:r>
+      <w:r>
+        <w:rPr>
+          <w:rFonts w:ascii="Malgun Gothic" w:hAnsi="Malgun Gothic" w:eastAsia="Malgun Gothic"/>
+          <w:sz w:val="20"/>
+        </w:rPr>
+        <w:t>Authentication design · Full-stack implementation · Validation · Deployment</w:t>
+      </w:r>
+    </w:p>
+    <w:p>
+      <w:pPr>
+        <w:keepNext/>
+        <w:spacing w:after="40"/>
+        <w:ind w:left="749" w:hanging="749"/>
+      </w:pPr>
+      <w:r>
+        <w:rPr>
+          <w:rFonts w:ascii="Malgun Gothic" w:hAnsi="Malgun Gothic" w:eastAsia="Malgun Gothic"/>
+          <w:b/>
+          <w:color w:val="57534E"/>
+          <w:sz w:val="20"/>
+        </w:rPr>
+        <w:t xml:space="preserve">Scope  </w:t>
+      </w:r>
+      <w:r>
+        <w:rPr>
+          <w:rFonts w:ascii="Malgun Gothic" w:hAnsi="Malgun Gothic" w:eastAsia="Malgun Gothic"/>
+          <w:sz w:val="20"/>
+        </w:rPr>
+        <w:t>Argon2id password storage, JWTs bound to server sessions with refresh-token rotation, per-account data isolation, migration of existing records, Docker deployment on Render</w:t>
+      </w:r>
+    </w:p>
+    <w:p>
+      <w:pPr>
+        <w:keepNext/>
+        <w:spacing w:after="40"/>
+        <w:ind w:left="749" w:hanging="749"/>
+      </w:pPr>
+      <w:r>
+        <w:rPr>
+          <w:rFonts w:ascii="Malgun Gothic" w:hAnsi="Malgun Gothic" w:eastAsia="Malgun Gothic"/>
+          <w:b/>
+          <w:color w:val="57534E"/>
+          <w:sz w:val="20"/>
+        </w:rPr>
+        <w:t xml:space="preserve">Strength  </w:t>
+      </w:r>
+      <w:r>
+        <w:rPr>
+          <w:rFonts w:ascii="Malgun Gothic" w:hAnsi="Malgun Gothic" w:eastAsia="Malgun Gothic"/>
+          <w:sz w:val="20"/>
+        </w:rPr>
+        <w:t>Self-regulation</w:t>
+      </w:r>
+    </w:p>
+    <w:p>
+      <w:pPr>
+        <w:keepNext/>
+        <w:spacing w:after="40"/>
+        <w:ind w:left="749" w:hanging="749"/>
+      </w:pPr>
+      <w:r>
+        <w:rPr>
+          <w:rFonts w:ascii="Malgun Gothic" w:hAnsi="Malgun Gothic" w:eastAsia="Malgun Gothic"/>
+          <w:b/>
+          <w:color w:val="57534E"/>
+          <w:sz w:val="20"/>
+        </w:rPr>
+        <w:t xml:space="preserve">Situation  </w:t>
+      </w:r>
+      <w:r>
+        <w:rPr>
+          <w:rFonts w:ascii="Malgun Gothic" w:hAnsi="Malgun Gothic" w:eastAsia="Malgun Gothic"/>
+          <w:sz w:val="20"/>
+        </w:rPr>
+        <w:t>I had to turn a Plan–Do–See diary that started as a public app into one based on personal accounts. A JWT checked only by its signature stays valid after logout until it expires, and hiding the diary behind a login screen alone would still leave a path to read other accounts' records.</w:t>
+      </w:r>
+    </w:p>
+    <w:p>
+      <w:pPr>
+        <w:keepNext/>
+        <w:spacing w:after="40"/>
+        <w:ind w:left="749" w:hanging="749"/>
+      </w:pPr>
+      <w:r>
+        <w:rPr>
+          <w:rFonts w:ascii="Malgun Gothic" w:hAnsi="Malgun Gothic" w:eastAsia="Malgun Gothic"/>
+          <w:b/>
+          <w:color w:val="57534E"/>
+          <w:sz w:val="20"/>
+        </w:rPr>
+        <w:t xml:space="preserve">Judgment  </w:t>
+      </w:r>
+      <w:r>
+        <w:rPr>
+          <w:rFonts w:ascii="Malgun Gothic" w:hAnsi="Malgun Gothic" w:eastAsia="Malgun Gothic"/>
+          <w:sz w:val="20"/>
+        </w:rPr>
+        <w:t>I bound each access JWT to a server session row so every request checks that the session is alive and who owns the data, and treated a reused, already-rotated refresh token as possible theft that revokes the whole token family.</w:t>
+      </w:r>
+    </w:p>
+    <w:p>
+      <w:pPr>
+        <w:keepNext/>
+        <w:spacing w:after="40"/>
+        <w:ind w:left="749" w:hanging="749"/>
+      </w:pPr>
+      <w:r>
+        <w:rPr>
+          <w:rFonts w:ascii="Malgun Gothic" w:hAnsi="Malgun Gothic" w:eastAsia="Malgun Gothic"/>
+          <w:b/>
+          <w:color w:val="57534E"/>
+          <w:sz w:val="20"/>
+        </w:rPr>
+        <w:t xml:space="preserve">Action  </w:t>
+      </w:r>
+      <w:r>
+        <w:rPr>
+          <w:rFonts w:ascii="Malgun Gothic" w:hAnsi="Malgun Gothic" w:eastAsia="Malgun Gothic"/>
+          <w:sz w:val="20"/>
+        </w:rPr>
+        <w:t>I stored passwords with Argon2id and limited lists, single records, statistics and exports to the user ID confirmed by the server. Existing records were backed up and moved to the new account, and changing the password revokes every existing session.</w:t>
+      </w:r>
+    </w:p>
+    <w:p>
+      <w:pPr>
+        <w:keepNext/>
+        <w:spacing w:after="40"/>
+        <w:ind w:left="749" w:hanging="749"/>
+      </w:pPr>
+      <w:r>
+        <w:rPr>
+          <w:rFonts w:ascii="Malgun Gothic" w:hAnsi="Malgun Gothic" w:eastAsia="Malgun Gothic"/>
+          <w:b/>
+          <w:color w:val="57534E"/>
+          <w:sz w:val="20"/>
+        </w:rPr>
+        <w:t xml:space="preserve">Result  </w:t>
+      </w:r>
+      <w:r>
+        <w:rPr>
+          <w:rFonts w:ascii="Malgun Gothic" w:hAnsi="Malgun Gothic" w:eastAsia="Malgun Gothic"/>
+          <w:sz w:val="20"/>
+        </w:rPr>
+        <w:t>Passed 319 back-end and 76 front-end tests, with request/response evidence that access to other accounts' data and reused tokens are rejected.</w:t>
+      </w:r>
+    </w:p>
+    <w:p>
+      <w:pPr>
+        <w:keepNext/>
+        <w:spacing w:after="40"/>
+        <w:ind w:left="749" w:hanging="749"/>
+      </w:pPr>
+      <w:r>
+        <w:rPr>
+          <w:rFonts w:ascii="Malgun Gothic" w:hAnsi="Malgun Gothic" w:eastAsia="Malgun Gothic"/>
+          <w:b/>
+          <w:color w:val="57534E"/>
+          <w:sz w:val="20"/>
+        </w:rPr>
+        <w:t xml:space="preserve">Stack  </w:t>
+      </w:r>
+      <w:r>
+        <w:rPr>
+          <w:rFonts w:ascii="Malgun Gothic" w:hAnsi="Malgun Gothic" w:eastAsia="Malgun Gothic"/>
+          <w:sz w:val="20"/>
+        </w:rPr>
+        <w:t>React · TypeScript · Flask · PostgreSQL · Argon2id · Docker</w:t>
+      </w:r>
+    </w:p>
+    <w:p>
+      <w:pPr>
+        <w:keepNext w:val="0"/>
+        <w:spacing w:after="40"/>
+      </w:pPr>
+      <w:hyperlink r:id="rId18">
+        <w:r>
+          <w:rPr>
+            <w:rFonts w:ascii="Malgun Gothic" w:hAnsi="Malgun Gothic" w:eastAsia="Malgun Gothic"/>
+            <w:color w:val="1D4ED8"/>
+            <w:u w:val="single"/>
+          </w:rPr>
+          <w:t>Try the service (slow first load)</w:t>
+        </w:r>
+      </w:hyperlink>
+      <w:r>
+        <w:rPr>
+          <w:rFonts w:ascii="Malgun Gothic" w:hAnsi="Malgun Gothic" w:eastAsia="Malgun Gothic"/>
+          <w:b w:val="0"/>
+          <w:color w:val="57534E"/>
+          <w:sz w:val="20"/>
+        </w:rPr>
+        <w:t xml:space="preserve">   ·   </w:t>
+      </w:r>
+      <w:hyperlink r:id="rId19">
+        <w:r>
+          <w:rPr>
+            <w:rFonts w:ascii="Malgun Gothic" w:hAnsi="Malgun Gothic" w:eastAsia="Malgun Gothic"/>
+            <w:color w:val="1D4ED8"/>
+            <w:u w:val="single"/>
+          </w:rPr>
+          <w:t>Authentication guide</w:t>
+        </w:r>
+      </w:hyperlink>
+      <w:r>
+        <w:rPr>
+          <w:rFonts w:ascii="Malgun Gothic" w:hAnsi="Malgun Gothic" w:eastAsia="Malgun Gothic"/>
+          <w:b w:val="0"/>
+          <w:color w:val="57534E"/>
+          <w:sz w:val="20"/>
+        </w:rPr>
+        <w:t xml:space="preserve">   ·   </w:t>
+      </w:r>
+      <w:hyperlink r:id="rId20">
+        <w:r>
+          <w:rPr>
+            <w:rFonts w:ascii="Malgun Gothic" w:hAnsi="Malgun Gothic" w:eastAsia="Malgun Gothic"/>
+            <w:color w:val="1D4ED8"/>
+            <w:u w:val="single"/>
+          </w:rPr>
+          <w:t>Public repository</w:t>
+        </w:r>
+      </w:hyperlink>
+    </w:p>
+    <w:p>
+      <w:pPr>
+        <w:keepNext/>
+        <w:tabs>
+          <w:tab w:pos="9746" w:val="right"/>
+        </w:tabs>
+        <w:spacing w:before="200" w:after="40"/>
+      </w:pPr>
+      <w:r>
+        <w:rPr>
+          <w:rFonts w:ascii="Malgun Gothic" w:hAnsi="Malgun Gothic" w:eastAsia="Malgun Gothic"/>
+          <w:b/>
+          <w:color w:val="1C1917"/>
+          <w:sz w:val="22"/>
+        </w:rPr>
         <w:t>AI Handoff Without Sharing the Conversation (ALEPH Assignment 5)</w:t>
       </w:r>
       <w:r>
@@ -1284,7 +1550,7 @@
         <w:keepNext w:val="0"/>
         <w:spacing w:after="40"/>
       </w:pPr>
-      <w:hyperlink r:id="rId18">
+      <w:hyperlink r:id="rId21">
         <w:r>
           <w:rPr>
             <w:rFonts w:ascii="Malgun Gothic" w:hAnsi="Malgun Gothic" w:eastAsia="Malgun Gothic"/>
@@ -1303,7 +1569,7 @@
         </w:rPr>
         <w:t xml:space="preserve">   ·   </w:t>
       </w:r>
-      <w:hyperlink r:id="rId19">
+      <w:hyperlink r:id="rId22">
         <w:r>
           <w:rPr>
             <w:rFonts w:ascii="Malgun Gothic" w:hAnsi="Malgun Gothic" w:eastAsia="Malgun Gothic"/>
@@ -1322,7 +1588,7 @@
         </w:rPr>
         <w:t xml:space="preserve">   ·   </w:t>
       </w:r>
-      <w:hyperlink r:id="rId20">
+      <w:hyperlink r:id="rId23">
         <w:r>
           <w:rPr>
             <w:rFonts w:ascii="Malgun Gothic" w:hAnsi="Malgun Gothic" w:eastAsia="Malgun Gothic"/>
@@ -1550,7 +1816,7 @@
         <w:keepNext w:val="0"/>
         <w:spacing w:after="40"/>
       </w:pPr>
-      <w:hyperlink r:id="rId21">
+      <w:hyperlink r:id="rId24">
         <w:r>
           <w:rPr>
             <w:rFonts w:ascii="Malgun Gothic" w:hAnsi="Malgun Gothic" w:eastAsia="Malgun Gothic"/>
@@ -1778,7 +2044,7 @@
         <w:keepNext w:val="0"/>
         <w:spacing w:after="40"/>
       </w:pPr>
-      <w:hyperlink r:id="rId22">
+      <w:hyperlink r:id="rId25">
         <w:r>
           <w:rPr>
             <w:rFonts w:ascii="Malgun Gothic" w:hAnsi="Malgun Gothic" w:eastAsia="Malgun Gothic"/>
@@ -1797,7 +2063,7 @@
         </w:rPr>
         <w:t xml:space="preserve">   ·   </w:t>
       </w:r>
-      <w:hyperlink r:id="rId23">
+      <w:hyperlink r:id="rId26">
         <w:r>
           <w:rPr>
             <w:rFonts w:ascii="Malgun Gothic" w:hAnsi="Malgun Gothic" w:eastAsia="Malgun Gothic"/>
@@ -2025,7 +2291,7 @@
         <w:keepNext w:val="0"/>
         <w:spacing w:after="40"/>
       </w:pPr>
-      <w:hyperlink r:id="rId24">
+      <w:hyperlink r:id="rId27">
         <w:r>
           <w:rPr>
             <w:rFonts w:ascii="Malgun Gothic" w:hAnsi="Malgun Gothic" w:eastAsia="Malgun Gothic"/>
@@ -2044,7 +2310,7 @@
         </w:rPr>
         <w:t xml:space="preserve">   ·   </w:t>
       </w:r>
-      <w:hyperlink r:id="rId25">
+      <w:hyperlink r:id="rId28">
         <w:r>
           <w:rPr>
             <w:rFonts w:ascii="Malgun Gothic" w:hAnsi="Malgun Gothic" w:eastAsia="Malgun Gothic"/>
